--- a/Practice-Question-Of-Array.docx
+++ b/Practice-Question-Of-Array.docx
@@ -21,27 +21,55 @@
           <w:szCs w:val="28"/>
           <w:u w:val="single"/>
         </w:rPr>
-        <w:t>Array Practice Assignment (Real-Life Based)</w:t>
-      </w:r>
-    </w:p>
-    <w:p>
-      <w:pPr>
-        <w:rPr>
-          <w:b/>
-          <w:bCs/>
-        </w:rPr>
-      </w:pPr>
-      <w:r>
-        <w:rPr>
-          <w:b/>
-          <w:bCs/>
-        </w:rPr>
-        <w:t>Problem 1: Student Marks Management System</w:t>
-      </w:r>
-    </w:p>
-    <w:p>
-      <w:r>
-        <w:t>A school wants to store marks of 10 students in an array.</w:t>
+        <w:t>Java Array Assignment (Real-Life Scenarios)</w:t>
+      </w:r>
+    </w:p>
+    <w:p>
+      <w:pPr>
+        <w:rPr>
+          <w:b/>
+          <w:bCs/>
+          <w:sz w:val="28"/>
+          <w:szCs w:val="28"/>
+          <w:u w:val="single"/>
+        </w:rPr>
+      </w:pPr>
+      <w:r>
+        <w:rPr>
+          <w:b/>
+          <w:bCs/>
+        </w:rPr>
+        <w:t>1.</w:t>
+      </w:r>
+      <w:r>
+        <w:rPr>
+          <w:b/>
+          <w:bCs/>
+        </w:rPr>
+        <w:t>Online Shopping Price Analysis</w:t>
+      </w:r>
+    </w:p>
+    <w:p>
+      <w:pPr>
+        <w:rPr>
+          <w:b/>
+          <w:bCs/>
+        </w:rPr>
+      </w:pPr>
+      <w:r>
+        <w:rPr>
+          <w:b/>
+          <w:bCs/>
+        </w:rPr>
+        <w:t>Scenario:</w:t>
+      </w:r>
+    </w:p>
+    <w:p>
+      <w:pPr>
+        <w:ind w:firstLine="720"/>
+      </w:pPr>
+      <w:r>
+        <w:t>An e-commerce website stores the prices of products in an array.</w:t>
       </w:r>
     </w:p>
     <w:p>
@@ -63,93 +91,186 @@
       <w:pPr>
         <w:numPr>
           <w:ilvl w:val="0"/>
-          <w:numId w:val="1"/>
+          <w:numId w:val="6"/>
         </w:numPr>
       </w:pPr>
       <w:r>
-        <w:t xml:space="preserve">Take marks of 10 students as input. </w:t>
+        <w:t xml:space="preserve">Store prices of 10 products. </w:t>
       </w:r>
     </w:p>
     <w:p>
       <w:pPr>
         <w:numPr>
           <w:ilvl w:val="0"/>
-          <w:numId w:val="1"/>
+          <w:numId w:val="6"/>
         </w:numPr>
       </w:pPr>
       <w:r>
-        <w:t xml:space="preserve">Find total marks. </w:t>
+        <w:t xml:space="preserve">Find: </w:t>
+      </w:r>
+    </w:p>
+    <w:p>
+      <w:pPr>
+        <w:numPr>
+          <w:ilvl w:val="1"/>
+          <w:numId w:val="6"/>
+        </w:numPr>
+      </w:pPr>
+      <w:r>
+        <w:t xml:space="preserve">Most expensive product price. </w:t>
+      </w:r>
+    </w:p>
+    <w:p>
+      <w:pPr>
+        <w:numPr>
+          <w:ilvl w:val="1"/>
+          <w:numId w:val="6"/>
+        </w:numPr>
+      </w:pPr>
+      <w:r>
+        <w:t xml:space="preserve">Cheapest product price. </w:t>
+      </w:r>
+    </w:p>
+    <w:p>
+      <w:pPr>
+        <w:rPr>
+          <w:b/>
+          <w:bCs/>
+        </w:rPr>
+      </w:pPr>
+      <w:r>
+        <w:rPr>
+          <w:b/>
+          <w:bCs/>
+        </w:rPr>
+        <w:t>Concept:</w:t>
+      </w:r>
+    </w:p>
+    <w:p>
+      <w:pPr>
+        <w:ind w:left="720"/>
+      </w:pPr>
+      <w:r>
+        <w:t>Array Traversal</w:t>
+      </w:r>
+      <w:r>
+        <w:br/>
+        <w:t>Min &amp; Max</w:t>
+      </w:r>
+    </w:p>
+    <w:p>
+      <w:r>
+        <w:pict w14:anchorId="0136B690">
+          <v:rect id="_x0000_i1025" style="width:0;height:1.5pt" o:hralign="center" o:hrstd="t" o:hr="t" fillcolor="#a0a0a0" stroked="f"/>
+        </w:pict>
+      </w:r>
+    </w:p>
+    <w:p>
+      <w:pPr>
+        <w:rPr>
+          <w:b/>
+          <w:bCs/>
+        </w:rPr>
+      </w:pPr>
+      <w:r>
+        <w:rPr>
+          <w:b/>
+          <w:bCs/>
+        </w:rPr>
+        <w:t>2</w:t>
+      </w:r>
+      <w:r>
+        <w:rPr>
+          <w:b/>
+          <w:bCs/>
+        </w:rPr>
+        <w:t>. Cricket Score Search</w:t>
+      </w:r>
+    </w:p>
+    <w:p>
+      <w:pPr>
+        <w:rPr>
+          <w:b/>
+          <w:bCs/>
+        </w:rPr>
+      </w:pPr>
+      <w:r>
+        <w:rPr>
+          <w:b/>
+          <w:bCs/>
+        </w:rPr>
+        <w:t>Scenario:</w:t>
+      </w:r>
+    </w:p>
+    <w:p>
+      <w:pPr>
+        <w:ind w:left="720"/>
+      </w:pPr>
+      <w:r>
+        <w:t>A cricket coach stores players' scores in an array and wants to know whether a player scored a specific number of runs.</w:t>
+      </w:r>
+    </w:p>
+    <w:p>
+      <w:pPr>
+        <w:rPr>
+          <w:b/>
+          <w:bCs/>
+        </w:rPr>
+      </w:pPr>
+      <w:r>
+        <w:rPr>
+          <w:b/>
+          <w:bCs/>
+        </w:rPr>
+        <w:t>Task:</w:t>
       </w:r>
     </w:p>
     <w:p>
       <w:pPr>
         <w:numPr>
           <w:ilvl w:val="0"/>
-          <w:numId w:val="1"/>
+          <w:numId w:val="7"/>
         </w:numPr>
       </w:pPr>
       <w:r>
-        <w:t xml:space="preserve">Find average marks. </w:t>
+        <w:t xml:space="preserve">Store scores of 11 players. </w:t>
       </w:r>
     </w:p>
     <w:p>
       <w:pPr>
         <w:numPr>
           <w:ilvl w:val="0"/>
-          <w:numId w:val="1"/>
+          <w:numId w:val="7"/>
         </w:numPr>
       </w:pPr>
       <w:r>
-        <w:t xml:space="preserve">Find highest marks. </w:t>
+        <w:t xml:space="preserve">Ask the user for a score. </w:t>
       </w:r>
     </w:p>
     <w:p>
       <w:pPr>
         <w:numPr>
           <w:ilvl w:val="0"/>
-          <w:numId w:val="1"/>
+          <w:numId w:val="7"/>
         </w:numPr>
       </w:pPr>
       <w:r>
-        <w:t xml:space="preserve">Find lowest marks. </w:t>
-      </w:r>
-    </w:p>
-    <w:p>
-      <w:pPr>
-        <w:rPr>
-          <w:b/>
-          <w:bCs/>
-        </w:rPr>
-      </w:pPr>
-      <w:r>
-        <w:rPr>
-          <w:b/>
-          <w:bCs/>
-        </w:rPr>
-        <w:t>Sample Input:</w:t>
-      </w:r>
-    </w:p>
-    <w:p>
-      <w:pPr>
-        <w:ind w:firstLine="720"/>
-      </w:pPr>
-      <w:r>
-        <w:t>78 65 90 88 45 67 92 76 81 55</w:t>
-      </w:r>
-    </w:p>
-    <w:p>
-      <w:pPr>
-        <w:rPr>
-          <w:b/>
-          <w:bCs/>
-        </w:rPr>
-      </w:pPr>
-      <w:r>
-        <w:rPr>
-          <w:b/>
-          <w:bCs/>
-        </w:rPr>
-        <w:t>Expected Output:</w:t>
+        <w:t xml:space="preserve">Use Linear Search to check whether any player made that score. </w:t>
+      </w:r>
+    </w:p>
+    <w:p>
+      <w:pPr>
+        <w:rPr>
+          <w:b/>
+          <w:bCs/>
+        </w:rPr>
+      </w:pPr>
+      <w:r>
+        <w:rPr>
+          <w:b/>
+          <w:bCs/>
+        </w:rPr>
+        <w:t>Concept:</w:t>
       </w:r>
     </w:p>
     <w:p>
@@ -157,123 +278,212 @@
         <w:ind w:left="720"/>
       </w:pPr>
       <w:r>
-        <w:t>Total Marks = 737</w:t>
-      </w:r>
-      <w:r>
-        <w:br/>
-        <w:t>Average Marks = 73.7</w:t>
-      </w:r>
-      <w:r>
-        <w:br/>
-        <w:t>Highest Marks = 92</w:t>
-      </w:r>
-      <w:r>
-        <w:br/>
-        <w:t>Lowest Marks = 45</w:t>
-      </w:r>
-    </w:p>
-    <w:p>
-      <w:r>
-        <w:pict w14:anchorId="0136B690">
-          <v:rect id="_x0000_i1049" style="width:0;height:1.5pt" o:hralign="center" o:hrstd="t" o:hr="t" fillcolor="#a0a0a0" stroked="f"/>
-        </w:pict>
-      </w:r>
-    </w:p>
-    <w:p>
-      <w:pPr>
-        <w:rPr>
-          <w:b/>
-          <w:bCs/>
-        </w:rPr>
-      </w:pPr>
-      <w:r>
-        <w:rPr>
-          <w:b/>
-          <w:bCs/>
-        </w:rPr>
-        <w:t>Problem 2: Weekly Expense Tracker</w:t>
-      </w:r>
-    </w:p>
-    <w:p>
-      <w:pPr>
-        <w:ind w:firstLine="720"/>
-      </w:pPr>
-      <w:r>
-        <w:t>A person records his expenses for 7 days.</w:t>
-      </w:r>
-    </w:p>
-    <w:p>
-      <w:pPr>
-        <w:rPr>
-          <w:b/>
-          <w:bCs/>
-        </w:rPr>
-      </w:pPr>
-      <w:r>
-        <w:rPr>
-          <w:b/>
-          <w:bCs/>
-        </w:rPr>
-        <w:t>Task:</w:t>
-      </w:r>
-    </w:p>
-    <w:p>
-      <w:pPr>
+        <w:t>Linear Search</w:t>
+      </w:r>
+    </w:p>
+    <w:p>
+      <w:pPr>
+        <w:ind w:left="720"/>
+      </w:pPr>
+    </w:p>
+    <w:p>
+      <w:pPr>
+        <w:ind w:left="720"/>
+      </w:pPr>
+    </w:p>
+    <w:p>
+      <w:pPr>
+        <w:ind w:left="720"/>
+      </w:pPr>
+    </w:p>
+    <w:p>
+      <w:pPr>
+        <w:ind w:left="720"/>
+      </w:pPr>
+    </w:p>
+    <w:p>
+      <w:pPr>
+        <w:ind w:left="720"/>
+      </w:pPr>
+    </w:p>
+    <w:p>
+      <w:pPr>
+        <w:ind w:left="720"/>
+      </w:pPr>
+    </w:p>
+    <w:p/>
+    <w:p>
+      <w:pPr>
+        <w:pStyle w:val="ListParagraph"/>
         <w:numPr>
           <w:ilvl w:val="0"/>
-          <w:numId w:val="2"/>
+          <w:numId w:val="8"/>
         </w:numPr>
       </w:pPr>
-      <w:r>
-        <w:t xml:space="preserve">Store daily expenses in an array. </w:t>
+    </w:p>
+    <w:p>
+      <w:pPr>
+        <w:rPr>
+          <w:b/>
+          <w:bCs/>
+        </w:rPr>
+      </w:pPr>
+      <w:r>
+        <w:rPr>
+          <w:b/>
+          <w:bCs/>
+        </w:rPr>
+        <w:lastRenderedPageBreak/>
+        <w:t>3.</w:t>
+      </w:r>
+      <w:r>
+        <w:rPr>
+          <w:b/>
+          <w:bCs/>
+        </w:rPr>
+        <w:t>Employee Salary Verification</w:t>
+      </w:r>
+    </w:p>
+    <w:p>
+      <w:pPr>
+        <w:rPr>
+          <w:b/>
+          <w:bCs/>
+        </w:rPr>
+      </w:pPr>
+      <w:r>
+        <w:rPr>
+          <w:b/>
+          <w:bCs/>
+        </w:rPr>
+        <w:t>Scenario:</w:t>
+      </w:r>
+    </w:p>
+    <w:p>
+      <w:pPr>
+        <w:ind w:firstLine="720"/>
+      </w:pPr>
+      <w:r>
+        <w:t>A company stores salaries of employees in an array.</w:t>
+      </w:r>
+    </w:p>
+    <w:p>
+      <w:pPr>
+        <w:rPr>
+          <w:b/>
+          <w:bCs/>
+        </w:rPr>
+      </w:pPr>
+      <w:r>
+        <w:rPr>
+          <w:b/>
+          <w:bCs/>
+        </w:rPr>
+        <w:t>Task:</w:t>
       </w:r>
     </w:p>
     <w:p>
       <w:pPr>
         <w:numPr>
           <w:ilvl w:val="0"/>
-          <w:numId w:val="2"/>
+          <w:numId w:val="9"/>
         </w:numPr>
       </w:pPr>
       <w:r>
-        <w:t xml:space="preserve">Calculate total weekly expense. </w:t>
+        <w:t xml:space="preserve">Store salaries of 10 employees. </w:t>
       </w:r>
     </w:p>
     <w:p>
       <w:pPr>
         <w:numPr>
           <w:ilvl w:val="0"/>
-          <w:numId w:val="2"/>
+          <w:numId w:val="9"/>
         </w:numPr>
       </w:pPr>
       <w:r>
-        <w:t xml:space="preserve">Find the day with the highest expense. </w:t>
+        <w:t xml:space="preserve">Search for a salary entered by HR. </w:t>
       </w:r>
     </w:p>
     <w:p>
       <w:pPr>
         <w:numPr>
           <w:ilvl w:val="0"/>
-          <w:numId w:val="2"/>
+          <w:numId w:val="9"/>
         </w:numPr>
       </w:pPr>
       <w:r>
-        <w:t xml:space="preserve">Find the day with the lowest expense. </w:t>
-      </w:r>
-    </w:p>
-    <w:p>
-      <w:pPr>
-        <w:rPr>
-          <w:b/>
-          <w:bCs/>
-        </w:rPr>
-      </w:pPr>
-      <w:r>
-        <w:rPr>
-          <w:b/>
-          <w:bCs/>
-        </w:rPr>
-        <w:t>Sample Input:</w:t>
+        <w:t xml:space="preserve">Display its position if found. </w:t>
+      </w:r>
+    </w:p>
+    <w:p>
+      <w:pPr>
+        <w:rPr>
+          <w:b/>
+          <w:bCs/>
+        </w:rPr>
+      </w:pPr>
+      <w:r>
+        <w:rPr>
+          <w:b/>
+          <w:bCs/>
+        </w:rPr>
+        <w:t>Concept:</w:t>
+      </w:r>
+    </w:p>
+    <w:p>
+      <w:pPr>
+        <w:ind w:left="720"/>
+      </w:pPr>
+      <w:r>
+        <w:t>Linear Search</w:t>
+      </w:r>
+      <w:r>
+        <w:br/>
+        <w:t>Array Index</w:t>
+      </w:r>
+    </w:p>
+    <w:p>
+      <w:pPr>
+        <w:pBdr>
+          <w:bottom w:val="single" w:sz="4" w:space="1" w:color="auto"/>
+        </w:pBdr>
+      </w:pPr>
+    </w:p>
+    <w:p>
+      <w:pPr>
+        <w:rPr>
+          <w:b/>
+          <w:bCs/>
+        </w:rPr>
+      </w:pPr>
+      <w:r>
+        <w:rPr>
+          <w:b/>
+          <w:bCs/>
+        </w:rPr>
+        <w:t>4</w:t>
+      </w:r>
+      <w:r>
+        <w:rPr>
+          <w:b/>
+          <w:bCs/>
+        </w:rPr>
+        <w:t>. Temperature Monitoring System</w:t>
+      </w:r>
+    </w:p>
+    <w:p>
+      <w:pPr>
+        <w:rPr>
+          <w:b/>
+          <w:bCs/>
+        </w:rPr>
+      </w:pPr>
+      <w:r>
+        <w:rPr>
+          <w:b/>
+          <w:bCs/>
+        </w:rPr>
+        <w:t>Scenario:</w:t>
       </w:r>
     </w:p>
     <w:p>
@@ -281,85 +491,7 @@
         <w:ind w:firstLine="720"/>
       </w:pPr>
       <w:r>
-        <w:t>500 700 300 900 400 800 600</w:t>
-      </w:r>
-    </w:p>
-    <w:p>
-      <w:pPr>
-        <w:rPr>
-          <w:b/>
-          <w:bCs/>
-        </w:rPr>
-      </w:pPr>
-      <w:r>
-        <w:rPr>
-          <w:b/>
-          <w:bCs/>
-        </w:rPr>
-        <w:t>Expected Output:</w:t>
-      </w:r>
-    </w:p>
-    <w:p>
-      <w:pPr>
-        <w:ind w:left="720"/>
-      </w:pPr>
-      <w:r>
-        <w:t>Total Expense = 4200</w:t>
-      </w:r>
-      <w:r>
-        <w:br/>
-        <w:t>Highest Expense = 900</w:t>
-      </w:r>
-      <w:r>
-        <w:br/>
-        <w:t>Lowest Expense = 300</w:t>
-      </w:r>
-    </w:p>
-    <w:p>
-      <w:pPr>
-        <w:ind w:left="720"/>
-      </w:pPr>
-    </w:p>
-    <w:p>
-      <w:pPr>
-        <w:ind w:left="720"/>
-      </w:pPr>
-    </w:p>
-    <w:p>
-      <w:r>
-        <w:pict w14:anchorId="2B0666B0">
-          <v:rect id="_x0000_i1050" style="width:0;height:1.5pt" o:hralign="center" o:hrstd="t" o:hr="t" fillcolor="#a0a0a0" stroked="f"/>
-        </w:pict>
-      </w:r>
-    </w:p>
-    <w:p>
-      <w:pPr>
-        <w:rPr>
-          <w:b/>
-          <w:bCs/>
-        </w:rPr>
-      </w:pPr>
-      <w:r>
-        <w:rPr>
-          <w:b/>
-          <w:bCs/>
-        </w:rPr>
-        <w:lastRenderedPageBreak/>
-        <w:t>Problem 3: Classroom Attendance System</w:t>
-      </w:r>
-    </w:p>
-    <w:p>
-      <w:r>
-        <w:t>A teacher stores attendance of students.</w:t>
-      </w:r>
-    </w:p>
-    <w:p>
-      <w:r>
-        <w:t>1 = Present</w:t>
-      </w:r>
-      <w:r>
-        <w:br/>
-        <w:t>0 = Absent</w:t>
+        <w:t>A weather station stores temperatures recorded for 7 days.</w:t>
       </w:r>
     </w:p>
     <w:p>
@@ -381,59 +513,70 @@
       <w:pPr>
         <w:numPr>
           <w:ilvl w:val="0"/>
-          <w:numId w:val="3"/>
+          <w:numId w:val="10"/>
         </w:numPr>
       </w:pPr>
       <w:r>
-        <w:t xml:space="preserve">Take attendance of 20 students. </w:t>
+        <w:t xml:space="preserve">Store temperatures in an array. </w:t>
       </w:r>
     </w:p>
     <w:p>
       <w:pPr>
         <w:numPr>
           <w:ilvl w:val="0"/>
-          <w:numId w:val="3"/>
+          <w:numId w:val="10"/>
         </w:numPr>
       </w:pPr>
       <w:r>
-        <w:t xml:space="preserve">Count total present students. </w:t>
+        <w:t xml:space="preserve">Find: </w:t>
       </w:r>
     </w:p>
     <w:p>
       <w:pPr>
         <w:numPr>
-          <w:ilvl w:val="0"/>
-          <w:numId w:val="3"/>
+          <w:ilvl w:val="1"/>
+          <w:numId w:val="10"/>
         </w:numPr>
       </w:pPr>
       <w:r>
-        <w:t xml:space="preserve">Count total absent students. </w:t>
+        <w:t xml:space="preserve">Highest temperature. </w:t>
       </w:r>
     </w:p>
     <w:p>
       <w:pPr>
         <w:numPr>
-          <w:ilvl w:val="0"/>
-          <w:numId w:val="3"/>
+          <w:ilvl w:val="1"/>
+          <w:numId w:val="10"/>
         </w:numPr>
       </w:pPr>
       <w:r>
-        <w:t xml:space="preserve">Calculate attendance percentage. </w:t>
-      </w:r>
-    </w:p>
-    <w:p>
-      <w:pPr>
-        <w:rPr>
-          <w:b/>
-          <w:bCs/>
-        </w:rPr>
-      </w:pPr>
-      <w:r>
-        <w:rPr>
-          <w:b/>
-          <w:bCs/>
-        </w:rPr>
-        <w:t>Sample Input:</w:t>
+        <w:t xml:space="preserve">Lowest temperature. </w:t>
+      </w:r>
+    </w:p>
+    <w:p>
+      <w:pPr>
+        <w:numPr>
+          <w:ilvl w:val="1"/>
+          <w:numId w:val="10"/>
+        </w:numPr>
+      </w:pPr>
+      <w:r>
+        <w:t xml:space="preserve">Difference between highest and lowest. </w:t>
+      </w:r>
+    </w:p>
+    <w:p>
+      <w:pPr>
+        <w:rPr>
+          <w:b/>
+          <w:bCs/>
+        </w:rPr>
+      </w:pPr>
+      <w:r>
+        <w:rPr>
+          <w:b/>
+          <w:bCs/>
+        </w:rPr>
+        <w:t>Concept:</w:t>
       </w:r>
     </w:p>
     <w:p>
@@ -441,352 +584,7 @@
         <w:ind w:firstLine="720"/>
       </w:pPr>
       <w:r>
-        <w:t>1 1 0 1 1 0 1 1 1 0</w:t>
-      </w:r>
-    </w:p>
-    <w:p>
-      <w:pPr>
-        <w:rPr>
-          <w:b/>
-          <w:bCs/>
-        </w:rPr>
-      </w:pPr>
-      <w:r>
-        <w:rPr>
-          <w:b/>
-          <w:bCs/>
-        </w:rPr>
-        <w:t>Expected Output:</w:t>
-      </w:r>
-    </w:p>
-    <w:p>
-      <w:pPr>
-        <w:ind w:left="720"/>
-      </w:pPr>
-      <w:r>
-        <w:t>Present Students = 7</w:t>
-      </w:r>
-      <w:r>
-        <w:br/>
-        <w:t>Absent Students = 3</w:t>
-      </w:r>
-      <w:r>
-        <w:br/>
-        <w:t>Attendance Percentage = 70%</w:t>
-      </w:r>
-    </w:p>
-    <w:p>
-      <w:r>
-        <w:pict w14:anchorId="2F9E4681">
-          <v:rect id="_x0000_i1051" style="width:0;height:1.5pt" o:hralign="center" o:hrstd="t" o:hr="t" fillcolor="#a0a0a0" stroked="f"/>
-        </w:pict>
-      </w:r>
-    </w:p>
-    <w:p>
-      <w:pPr>
-        <w:rPr>
-          <w:b/>
-          <w:bCs/>
-        </w:rPr>
-      </w:pPr>
-      <w:r>
-        <w:rPr>
-          <w:b/>
-          <w:bCs/>
-        </w:rPr>
-        <w:t>Problem 4: Online Shopping Orders</w:t>
-      </w:r>
-    </w:p>
-    <w:p>
-      <w:pPr>
-        <w:ind w:firstLine="720"/>
-      </w:pPr>
-      <w:r>
-        <w:t>An e-commerce company stores daily orders received in a week.</w:t>
-      </w:r>
-    </w:p>
-    <w:p>
-      <w:pPr>
-        <w:rPr>
-          <w:b/>
-          <w:bCs/>
-        </w:rPr>
-      </w:pPr>
-      <w:r>
-        <w:rPr>
-          <w:b/>
-          <w:bCs/>
-        </w:rPr>
-        <w:t>Task:</w:t>
-      </w:r>
-    </w:p>
-    <w:p>
-      <w:pPr>
-        <w:numPr>
-          <w:ilvl w:val="0"/>
-          <w:numId w:val="4"/>
-        </w:numPr>
-      </w:pPr>
-      <w:r>
-        <w:t xml:space="preserve">Store 7 days orders in an array. </w:t>
-      </w:r>
-    </w:p>
-    <w:p>
-      <w:pPr>
-        <w:numPr>
-          <w:ilvl w:val="0"/>
-          <w:numId w:val="4"/>
-        </w:numPr>
-      </w:pPr>
-      <w:r>
-        <w:t xml:space="preserve">Find total orders. </w:t>
-      </w:r>
-    </w:p>
-    <w:p>
-      <w:pPr>
-        <w:numPr>
-          <w:ilvl w:val="0"/>
-          <w:numId w:val="4"/>
-        </w:numPr>
-      </w:pPr>
-      <w:r>
-        <w:t xml:space="preserve">Find maximum orders in a day. </w:t>
-      </w:r>
-    </w:p>
-    <w:p>
-      <w:pPr>
-        <w:numPr>
-          <w:ilvl w:val="0"/>
-          <w:numId w:val="4"/>
-        </w:numPr>
-      </w:pPr>
-      <w:r>
-        <w:t xml:space="preserve">Count days where orders were more than 100. </w:t>
-      </w:r>
-    </w:p>
-    <w:p>
-      <w:pPr>
-        <w:rPr>
-          <w:b/>
-          <w:bCs/>
-        </w:rPr>
-      </w:pPr>
-      <w:r>
-        <w:rPr>
-          <w:b/>
-          <w:bCs/>
-        </w:rPr>
-        <w:t>Sample Input:</w:t>
-      </w:r>
-    </w:p>
-    <w:p>
-      <w:pPr>
-        <w:ind w:firstLine="720"/>
-      </w:pPr>
-      <w:r>
-        <w:t>80 120 95 140 110 75 130</w:t>
-      </w:r>
-    </w:p>
-    <w:p>
-      <w:pPr>
-        <w:rPr>
-          <w:b/>
-          <w:bCs/>
-        </w:rPr>
-      </w:pPr>
-      <w:r>
-        <w:rPr>
-          <w:b/>
-          <w:bCs/>
-        </w:rPr>
-        <w:t>Expected Output:</w:t>
-      </w:r>
-    </w:p>
-    <w:p>
-      <w:pPr>
-        <w:ind w:left="720"/>
-      </w:pPr>
-      <w:r>
-        <w:t>Total Orders = 750</w:t>
-      </w:r>
-      <w:r>
-        <w:br/>
-        <w:t>Maximum Orders = 140</w:t>
-      </w:r>
-      <w:r>
-        <w:br/>
-        <w:t>Days Above 100 Orders = 4</w:t>
-      </w:r>
-    </w:p>
-    <w:p>
-      <w:pPr>
-        <w:ind w:left="720"/>
-      </w:pPr>
-    </w:p>
-    <w:p>
-      <w:pPr>
-        <w:ind w:left="720"/>
-      </w:pPr>
-    </w:p>
-    <w:p>
-      <w:pPr>
-        <w:ind w:left="720"/>
-      </w:pPr>
-    </w:p>
-    <w:p>
-      <w:r>
-        <w:pict w14:anchorId="66039CAA">
-          <v:rect id="_x0000_i1052" style="width:0;height:1.5pt" o:hralign="center" o:hrstd="t" o:hr="t" fillcolor="#a0a0a0" stroked="f"/>
-        </w:pict>
-      </w:r>
-    </w:p>
-    <w:p>
-      <w:pPr>
-        <w:rPr>
-          <w:b/>
-          <w:bCs/>
-        </w:rPr>
-      </w:pPr>
-      <w:r>
-        <w:rPr>
-          <w:b/>
-          <w:bCs/>
-        </w:rPr>
-        <w:lastRenderedPageBreak/>
-        <w:t>Problem 5: Cricket Score Analyzer</w:t>
-      </w:r>
-    </w:p>
-    <w:p>
-      <w:r>
-        <w:t>A batsman played 10 matches.</w:t>
-      </w:r>
-    </w:p>
-    <w:p>
-      <w:pPr>
-        <w:rPr>
-          <w:b/>
-          <w:bCs/>
-        </w:rPr>
-      </w:pPr>
-      <w:r>
-        <w:rPr>
-          <w:b/>
-          <w:bCs/>
-        </w:rPr>
-        <w:t>Task:</w:t>
-      </w:r>
-    </w:p>
-    <w:p>
-      <w:pPr>
-        <w:numPr>
-          <w:ilvl w:val="0"/>
-          <w:numId w:val="5"/>
-        </w:numPr>
-      </w:pPr>
-      <w:r>
-        <w:t xml:space="preserve">Store runs scored in each match. </w:t>
-      </w:r>
-    </w:p>
-    <w:p>
-      <w:pPr>
-        <w:numPr>
-          <w:ilvl w:val="0"/>
-          <w:numId w:val="5"/>
-        </w:numPr>
-      </w:pPr>
-      <w:r>
-        <w:t xml:space="preserve">Calculate total runs. </w:t>
-      </w:r>
-    </w:p>
-    <w:p>
-      <w:pPr>
-        <w:numPr>
-          <w:ilvl w:val="0"/>
-          <w:numId w:val="5"/>
-        </w:numPr>
-      </w:pPr>
-      <w:r>
-        <w:t xml:space="preserve">Calculate average runs. </w:t>
-      </w:r>
-    </w:p>
-    <w:p>
-      <w:pPr>
-        <w:numPr>
-          <w:ilvl w:val="0"/>
-          <w:numId w:val="5"/>
-        </w:numPr>
-      </w:pPr>
-      <w:r>
-        <w:t xml:space="preserve">Find highest score. </w:t>
-      </w:r>
-    </w:p>
-    <w:p>
-      <w:pPr>
-        <w:numPr>
-          <w:ilvl w:val="0"/>
-          <w:numId w:val="5"/>
-        </w:numPr>
-      </w:pPr>
-      <w:r>
-        <w:t xml:space="preserve">Count how many times the player scored 50 or more runs. </w:t>
-      </w:r>
-    </w:p>
-    <w:p>
-      <w:pPr>
-        <w:rPr>
-          <w:b/>
-          <w:bCs/>
-        </w:rPr>
-      </w:pPr>
-      <w:r>
-        <w:rPr>
-          <w:b/>
-          <w:bCs/>
-        </w:rPr>
-        <w:t>Sample Input:</w:t>
-      </w:r>
-    </w:p>
-    <w:p>
-      <w:pPr>
-        <w:ind w:firstLine="720"/>
-      </w:pPr>
-      <w:r>
-        <w:t>45 67 23 89 12 56 78 34 90 51</w:t>
-      </w:r>
-    </w:p>
-    <w:p>
-      <w:pPr>
-        <w:rPr>
-          <w:b/>
-          <w:bCs/>
-        </w:rPr>
-      </w:pPr>
-      <w:r>
-        <w:rPr>
-          <w:b/>
-          <w:bCs/>
-        </w:rPr>
-        <w:t>Expected Output:</w:t>
-      </w:r>
-    </w:p>
-    <w:p>
-      <w:pPr>
-        <w:ind w:left="720"/>
-      </w:pPr>
-      <w:r>
-        <w:t>Total Runs = 545</w:t>
-      </w:r>
-      <w:r>
-        <w:br/>
-        <w:t>Average Runs = 54.5</w:t>
-      </w:r>
-      <w:r>
-        <w:br/>
-        <w:t>Highest Score = 90</w:t>
-      </w:r>
-      <w:r>
-        <w:br/>
-        <w:t>50+ Scores = 6</w:t>
+        <w:t>Min &amp; Max</w:t>
       </w:r>
     </w:p>
     <w:p/>
@@ -852,7 +650,302 @@
 
 <file path=word/numbering.xml><?xml version="1.0" encoding="utf-8"?>
 <w:numbering xmlns:wpc="http://schemas.microsoft.com/office/word/2010/wordprocessingCanvas" xmlns:cx="http://schemas.microsoft.com/office/drawing/2014/chartex" xmlns:cx1="http://schemas.microsoft.com/office/drawing/2015/9/8/chartex" xmlns:cx2="http://schemas.microsoft.com/office/drawing/2015/10/21/chartex" xmlns:cx3="http://schemas.microsoft.com/office/drawing/2016/5/9/chartex" xmlns:cx4="http://schemas.microsoft.com/office/drawing/2016/5/10/chartex" xmlns:cx5="http://schemas.microsoft.com/office/drawing/2016/5/11/chartex" xmlns:cx6="http://schemas.microsoft.com/office/drawing/2016/5/12/chartex" xmlns:cx7="http://schemas.microsoft.com/office/drawing/2016/5/13/chartex" xmlns:cx8="http://schemas.microsoft.com/office/drawing/2016/5/14/chartex" xmlns:mc="http://schemas.openxmlformats.org/markup-compatibility/2006" xmlns:aink="http://schemas.microsoft.com/office/drawing/2016/ink" xmlns:am3d="http://schemas.microsoft.com/office/drawing/2017/model3d" xmlns:o="urn:schemas-microsoft-com:office:office" xmlns:oel="http://schemas.microsoft.com/office/2019/extlst" xmlns:r="http://schemas.openxmlformats.org/officeDocument/2006/relationships" xmlns:m="http://schemas.openxmlformats.org/officeDocument/2006/math" xmlns:v="urn:schemas-microsoft-com:vml" xmlns:wp14="http://schemas.microsoft.com/office/word/2010/wordprocessingDrawing" xmlns:wp="http://schemas.openxmlformats.org/drawingml/2006/wordprocessingDrawing" xmlns:w10="urn:schemas-microsoft-com:office:word" xmlns:w="http://schemas.openxmlformats.org/wordprocessingml/2006/main" xmlns:w14="http://schemas.microsoft.com/office/word/2010/wordml" xmlns:w15="http://schemas.microsoft.com/office/word/2012/wordml" xmlns:w16cex="http://schemas.microsoft.com/office/word/2018/wordml/cex" xmlns:w16cid="http://schemas.microsoft.com/office/word/2016/wordml/cid" xmlns:w16="http://schemas.microsoft.com/office/word/2018/wordml" xmlns:w16du="http://schemas.microsoft.com/office/word/2023/wordml/word16du" xmlns:w16sdtdh="http://schemas.microsoft.com/office/word/2020/wordml/sdtdatahash" xmlns:w16sdtfl="http://schemas.microsoft.com/office/word/2024/wordml/sdtformatlock" xmlns:w16se="http://schemas.microsoft.com/office/word/2015/wordml/symex" xmlns:wpg="http://schemas.microsoft.com/office/word/2010/wordprocessingGroup" xmlns:wpi="http://schemas.microsoft.com/office/word/2010/wordprocessingInk" xmlns:wne="http://schemas.microsoft.com/office/word/2006/wordml" xmlns:wps="http://schemas.microsoft.com/office/word/2010/wordprocessingShape" mc:Ignorable="w14 w15 w16se w16cid w16 w16cex w16sdtdh w16sdtfl w16du wp14">
+  <w:numPicBullet w:numPicBulletId="0">
+    <w:pict>
+      <v:rect id="_x0000_i1025" style="width:0;height:1.5pt" o:hralign="center" o:bullet="t" o:hrstd="t" o:hr="t" fillcolor="#a0a0a0" stroked="f"/>
+    </w:pict>
+  </w:numPicBullet>
   <w:abstractNum w:abstractNumId="0" w15:restartNumberingAfterBreak="0">
+    <w:nsid w:val="10203FF4"/>
+    <w:multiLevelType w:val="hybridMultilevel"/>
+    <w:tmpl w:val="466C25DC"/>
+    <w:lvl w:ilvl="0" w:tplc="E074846E">
+      <w:start w:val="1"/>
+      <w:numFmt w:val="bullet"/>
+      <w:lvlText w:val=""/>
+      <w:lvlPicBulletId w:val="0"/>
+      <w:lvlJc w:val="left"/>
+      <w:pPr>
+        <w:tabs>
+          <w:tab w:val="num" w:pos="720"/>
+        </w:tabs>
+        <w:ind w:left="720" w:hanging="360"/>
+      </w:pPr>
+      <w:rPr>
+        <w:rFonts w:ascii="Symbol" w:hAnsi="Symbol" w:hint="default"/>
+      </w:rPr>
+    </w:lvl>
+    <w:lvl w:ilvl="1" w:tplc="DF7ADC78" w:tentative="1">
+      <w:start w:val="1"/>
+      <w:numFmt w:val="bullet"/>
+      <w:lvlText w:val=""/>
+      <w:lvlJc w:val="left"/>
+      <w:pPr>
+        <w:tabs>
+          <w:tab w:val="num" w:pos="1440"/>
+        </w:tabs>
+        <w:ind w:left="1440" w:hanging="360"/>
+      </w:pPr>
+      <w:rPr>
+        <w:rFonts w:ascii="Symbol" w:hAnsi="Symbol" w:hint="default"/>
+      </w:rPr>
+    </w:lvl>
+    <w:lvl w:ilvl="2" w:tplc="7BAC1510" w:tentative="1">
+      <w:start w:val="1"/>
+      <w:numFmt w:val="bullet"/>
+      <w:lvlText w:val=""/>
+      <w:lvlJc w:val="left"/>
+      <w:pPr>
+        <w:tabs>
+          <w:tab w:val="num" w:pos="2160"/>
+        </w:tabs>
+        <w:ind w:left="2160" w:hanging="360"/>
+      </w:pPr>
+      <w:rPr>
+        <w:rFonts w:ascii="Symbol" w:hAnsi="Symbol" w:hint="default"/>
+      </w:rPr>
+    </w:lvl>
+    <w:lvl w:ilvl="3" w:tplc="75E41534" w:tentative="1">
+      <w:start w:val="1"/>
+      <w:numFmt w:val="bullet"/>
+      <w:lvlText w:val=""/>
+      <w:lvlJc w:val="left"/>
+      <w:pPr>
+        <w:tabs>
+          <w:tab w:val="num" w:pos="2880"/>
+        </w:tabs>
+        <w:ind w:left="2880" w:hanging="360"/>
+      </w:pPr>
+      <w:rPr>
+        <w:rFonts w:ascii="Symbol" w:hAnsi="Symbol" w:hint="default"/>
+      </w:rPr>
+    </w:lvl>
+    <w:lvl w:ilvl="4" w:tplc="C0B8D2EC" w:tentative="1">
+      <w:start w:val="1"/>
+      <w:numFmt w:val="bullet"/>
+      <w:lvlText w:val=""/>
+      <w:lvlJc w:val="left"/>
+      <w:pPr>
+        <w:tabs>
+          <w:tab w:val="num" w:pos="3600"/>
+        </w:tabs>
+        <w:ind w:left="3600" w:hanging="360"/>
+      </w:pPr>
+      <w:rPr>
+        <w:rFonts w:ascii="Symbol" w:hAnsi="Symbol" w:hint="default"/>
+      </w:rPr>
+    </w:lvl>
+    <w:lvl w:ilvl="5" w:tplc="2954FBA2" w:tentative="1">
+      <w:start w:val="1"/>
+      <w:numFmt w:val="bullet"/>
+      <w:lvlText w:val=""/>
+      <w:lvlJc w:val="left"/>
+      <w:pPr>
+        <w:tabs>
+          <w:tab w:val="num" w:pos="4320"/>
+        </w:tabs>
+        <w:ind w:left="4320" w:hanging="360"/>
+      </w:pPr>
+      <w:rPr>
+        <w:rFonts w:ascii="Symbol" w:hAnsi="Symbol" w:hint="default"/>
+      </w:rPr>
+    </w:lvl>
+    <w:lvl w:ilvl="6" w:tplc="3482CBE4" w:tentative="1">
+      <w:start w:val="1"/>
+      <w:numFmt w:val="bullet"/>
+      <w:lvlText w:val=""/>
+      <w:lvlJc w:val="left"/>
+      <w:pPr>
+        <w:tabs>
+          <w:tab w:val="num" w:pos="5040"/>
+        </w:tabs>
+        <w:ind w:left="5040" w:hanging="360"/>
+      </w:pPr>
+      <w:rPr>
+        <w:rFonts w:ascii="Symbol" w:hAnsi="Symbol" w:hint="default"/>
+      </w:rPr>
+    </w:lvl>
+    <w:lvl w:ilvl="7" w:tplc="99C49EF8" w:tentative="1">
+      <w:start w:val="1"/>
+      <w:numFmt w:val="bullet"/>
+      <w:lvlText w:val=""/>
+      <w:lvlJc w:val="left"/>
+      <w:pPr>
+        <w:tabs>
+          <w:tab w:val="num" w:pos="5760"/>
+        </w:tabs>
+        <w:ind w:left="5760" w:hanging="360"/>
+      </w:pPr>
+      <w:rPr>
+        <w:rFonts w:ascii="Symbol" w:hAnsi="Symbol" w:hint="default"/>
+      </w:rPr>
+    </w:lvl>
+    <w:lvl w:ilvl="8" w:tplc="FD265DF2" w:tentative="1">
+      <w:start w:val="1"/>
+      <w:numFmt w:val="bullet"/>
+      <w:lvlText w:val=""/>
+      <w:lvlJc w:val="left"/>
+      <w:pPr>
+        <w:tabs>
+          <w:tab w:val="num" w:pos="6480"/>
+        </w:tabs>
+        <w:ind w:left="6480" w:hanging="360"/>
+      </w:pPr>
+      <w:rPr>
+        <w:rFonts w:ascii="Symbol" w:hAnsi="Symbol" w:hint="default"/>
+      </w:rPr>
+    </w:lvl>
+  </w:abstractNum>
+  <w:abstractNum w:abstractNumId="1" w15:restartNumberingAfterBreak="0">
+    <w:nsid w:val="389901F0"/>
+    <w:multiLevelType w:val="multilevel"/>
+    <w:tmpl w:val="26B2E2CA"/>
+    <w:lvl w:ilvl="0">
+      <w:start w:val="1"/>
+      <w:numFmt w:val="bullet"/>
+      <w:lvlText w:val=""/>
+      <w:lvlJc w:val="left"/>
+      <w:pPr>
+        <w:tabs>
+          <w:tab w:val="num" w:pos="720"/>
+        </w:tabs>
+        <w:ind w:left="720" w:hanging="360"/>
+      </w:pPr>
+      <w:rPr>
+        <w:rFonts w:ascii="Symbol" w:hAnsi="Symbol" w:hint="default"/>
+        <w:sz w:val="20"/>
+      </w:rPr>
+    </w:lvl>
+    <w:lvl w:ilvl="1" w:tentative="1">
+      <w:start w:val="1"/>
+      <w:numFmt w:val="bullet"/>
+      <w:lvlText w:val="o"/>
+      <w:lvlJc w:val="left"/>
+      <w:pPr>
+        <w:tabs>
+          <w:tab w:val="num" w:pos="1440"/>
+        </w:tabs>
+        <w:ind w:left="1440" w:hanging="360"/>
+      </w:pPr>
+      <w:rPr>
+        <w:rFonts w:ascii="Courier New" w:hAnsi="Courier New" w:hint="default"/>
+        <w:sz w:val="20"/>
+      </w:rPr>
+    </w:lvl>
+    <w:lvl w:ilvl="2" w:tentative="1">
+      <w:start w:val="1"/>
+      <w:numFmt w:val="bullet"/>
+      <w:lvlText w:val=""/>
+      <w:lvlJc w:val="left"/>
+      <w:pPr>
+        <w:tabs>
+          <w:tab w:val="num" w:pos="2160"/>
+        </w:tabs>
+        <w:ind w:left="2160" w:hanging="360"/>
+      </w:pPr>
+      <w:rPr>
+        <w:rFonts w:ascii="Wingdings" w:hAnsi="Wingdings" w:hint="default"/>
+        <w:sz w:val="20"/>
+      </w:rPr>
+    </w:lvl>
+    <w:lvl w:ilvl="3" w:tentative="1">
+      <w:start w:val="1"/>
+      <w:numFmt w:val="bullet"/>
+      <w:lvlText w:val=""/>
+      <w:lvlJc w:val="left"/>
+      <w:pPr>
+        <w:tabs>
+          <w:tab w:val="num" w:pos="2880"/>
+        </w:tabs>
+        <w:ind w:left="2880" w:hanging="360"/>
+      </w:pPr>
+      <w:rPr>
+        <w:rFonts w:ascii="Wingdings" w:hAnsi="Wingdings" w:hint="default"/>
+        <w:sz w:val="20"/>
+      </w:rPr>
+    </w:lvl>
+    <w:lvl w:ilvl="4" w:tentative="1">
+      <w:start w:val="1"/>
+      <w:numFmt w:val="bullet"/>
+      <w:lvlText w:val=""/>
+      <w:lvlJc w:val="left"/>
+      <w:pPr>
+        <w:tabs>
+          <w:tab w:val="num" w:pos="3600"/>
+        </w:tabs>
+        <w:ind w:left="3600" w:hanging="360"/>
+      </w:pPr>
+      <w:rPr>
+        <w:rFonts w:ascii="Wingdings" w:hAnsi="Wingdings" w:hint="default"/>
+        <w:sz w:val="20"/>
+      </w:rPr>
+    </w:lvl>
+    <w:lvl w:ilvl="5" w:tentative="1">
+      <w:start w:val="1"/>
+      <w:numFmt w:val="bullet"/>
+      <w:lvlText w:val=""/>
+      <w:lvlJc w:val="left"/>
+      <w:pPr>
+        <w:tabs>
+          <w:tab w:val="num" w:pos="4320"/>
+        </w:tabs>
+        <w:ind w:left="4320" w:hanging="360"/>
+      </w:pPr>
+      <w:rPr>
+        <w:rFonts w:ascii="Wingdings" w:hAnsi="Wingdings" w:hint="default"/>
+        <w:sz w:val="20"/>
+      </w:rPr>
+    </w:lvl>
+    <w:lvl w:ilvl="6" w:tentative="1">
+      <w:start w:val="1"/>
+      <w:numFmt w:val="bullet"/>
+      <w:lvlText w:val=""/>
+      <w:lvlJc w:val="left"/>
+      <w:pPr>
+        <w:tabs>
+          <w:tab w:val="num" w:pos="5040"/>
+        </w:tabs>
+        <w:ind w:left="5040" w:hanging="360"/>
+      </w:pPr>
+      <w:rPr>
+        <w:rFonts w:ascii="Wingdings" w:hAnsi="Wingdings" w:hint="default"/>
+        <w:sz w:val="20"/>
+      </w:rPr>
+    </w:lvl>
+    <w:lvl w:ilvl="7" w:tentative="1">
+      <w:start w:val="1"/>
+      <w:numFmt w:val="bullet"/>
+      <w:lvlText w:val=""/>
+      <w:lvlJc w:val="left"/>
+      <w:pPr>
+        <w:tabs>
+          <w:tab w:val="num" w:pos="5760"/>
+        </w:tabs>
+        <w:ind w:left="5760" w:hanging="360"/>
+      </w:pPr>
+      <w:rPr>
+        <w:rFonts w:ascii="Wingdings" w:hAnsi="Wingdings" w:hint="default"/>
+        <w:sz w:val="20"/>
+      </w:rPr>
+    </w:lvl>
+    <w:lvl w:ilvl="8" w:tentative="1">
+      <w:start w:val="1"/>
+      <w:numFmt w:val="bullet"/>
+      <w:lvlText w:val=""/>
+      <w:lvlJc w:val="left"/>
+      <w:pPr>
+        <w:tabs>
+          <w:tab w:val="num" w:pos="6480"/>
+        </w:tabs>
+        <w:ind w:left="6480" w:hanging="360"/>
+      </w:pPr>
+      <w:rPr>
+        <w:rFonts w:ascii="Wingdings" w:hAnsi="Wingdings" w:hint="default"/>
+        <w:sz w:val="20"/>
+      </w:rPr>
+    </w:lvl>
+  </w:abstractNum>
+  <w:abstractNum w:abstractNumId="2" w15:restartNumberingAfterBreak="0">
     <w:nsid w:val="3B946E5E"/>
     <w:multiLevelType w:val="multilevel"/>
     <w:tmpl w:val="9E2CAA82"/>
@@ -965,7 +1058,156 @@
       </w:pPr>
     </w:lvl>
   </w:abstractNum>
-  <w:abstractNum w:abstractNumId="1" w15:restartNumberingAfterBreak="0">
+  <w:abstractNum w:abstractNumId="3" w15:restartNumberingAfterBreak="0">
+    <w:nsid w:val="3E504367"/>
+    <w:multiLevelType w:val="multilevel"/>
+    <w:tmpl w:val="F3A213D2"/>
+    <w:lvl w:ilvl="0">
+      <w:start w:val="1"/>
+      <w:numFmt w:val="bullet"/>
+      <w:lvlText w:val=""/>
+      <w:lvlJc w:val="left"/>
+      <w:pPr>
+        <w:tabs>
+          <w:tab w:val="num" w:pos="720"/>
+        </w:tabs>
+        <w:ind w:left="720" w:hanging="360"/>
+      </w:pPr>
+      <w:rPr>
+        <w:rFonts w:ascii="Symbol" w:hAnsi="Symbol" w:hint="default"/>
+        <w:sz w:val="20"/>
+      </w:rPr>
+    </w:lvl>
+    <w:lvl w:ilvl="1" w:tentative="1">
+      <w:start w:val="1"/>
+      <w:numFmt w:val="bullet"/>
+      <w:lvlText w:val="o"/>
+      <w:lvlJc w:val="left"/>
+      <w:pPr>
+        <w:tabs>
+          <w:tab w:val="num" w:pos="1440"/>
+        </w:tabs>
+        <w:ind w:left="1440" w:hanging="360"/>
+      </w:pPr>
+      <w:rPr>
+        <w:rFonts w:ascii="Courier New" w:hAnsi="Courier New" w:hint="default"/>
+        <w:sz w:val="20"/>
+      </w:rPr>
+    </w:lvl>
+    <w:lvl w:ilvl="2" w:tentative="1">
+      <w:start w:val="1"/>
+      <w:numFmt w:val="bullet"/>
+      <w:lvlText w:val=""/>
+      <w:lvlJc w:val="left"/>
+      <w:pPr>
+        <w:tabs>
+          <w:tab w:val="num" w:pos="2160"/>
+        </w:tabs>
+        <w:ind w:left="2160" w:hanging="360"/>
+      </w:pPr>
+      <w:rPr>
+        <w:rFonts w:ascii="Wingdings" w:hAnsi="Wingdings" w:hint="default"/>
+        <w:sz w:val="20"/>
+      </w:rPr>
+    </w:lvl>
+    <w:lvl w:ilvl="3" w:tentative="1">
+      <w:start w:val="1"/>
+      <w:numFmt w:val="bullet"/>
+      <w:lvlText w:val=""/>
+      <w:lvlJc w:val="left"/>
+      <w:pPr>
+        <w:tabs>
+          <w:tab w:val="num" w:pos="2880"/>
+        </w:tabs>
+        <w:ind w:left="2880" w:hanging="360"/>
+      </w:pPr>
+      <w:rPr>
+        <w:rFonts w:ascii="Wingdings" w:hAnsi="Wingdings" w:hint="default"/>
+        <w:sz w:val="20"/>
+      </w:rPr>
+    </w:lvl>
+    <w:lvl w:ilvl="4" w:tentative="1">
+      <w:start w:val="1"/>
+      <w:numFmt w:val="bullet"/>
+      <w:lvlText w:val=""/>
+      <w:lvlJc w:val="left"/>
+      <w:pPr>
+        <w:tabs>
+          <w:tab w:val="num" w:pos="3600"/>
+        </w:tabs>
+        <w:ind w:left="3600" w:hanging="360"/>
+      </w:pPr>
+      <w:rPr>
+        <w:rFonts w:ascii="Wingdings" w:hAnsi="Wingdings" w:hint="default"/>
+        <w:sz w:val="20"/>
+      </w:rPr>
+    </w:lvl>
+    <w:lvl w:ilvl="5" w:tentative="1">
+      <w:start w:val="1"/>
+      <w:numFmt w:val="bullet"/>
+      <w:lvlText w:val=""/>
+      <w:lvlJc w:val="left"/>
+      <w:pPr>
+        <w:tabs>
+          <w:tab w:val="num" w:pos="4320"/>
+        </w:tabs>
+        <w:ind w:left="4320" w:hanging="360"/>
+      </w:pPr>
+      <w:rPr>
+        <w:rFonts w:ascii="Wingdings" w:hAnsi="Wingdings" w:hint="default"/>
+        <w:sz w:val="20"/>
+      </w:rPr>
+    </w:lvl>
+    <w:lvl w:ilvl="6" w:tentative="1">
+      <w:start w:val="1"/>
+      <w:numFmt w:val="bullet"/>
+      <w:lvlText w:val=""/>
+      <w:lvlJc w:val="left"/>
+      <w:pPr>
+        <w:tabs>
+          <w:tab w:val="num" w:pos="5040"/>
+        </w:tabs>
+        <w:ind w:left="5040" w:hanging="360"/>
+      </w:pPr>
+      <w:rPr>
+        <w:rFonts w:ascii="Wingdings" w:hAnsi="Wingdings" w:hint="default"/>
+        <w:sz w:val="20"/>
+      </w:rPr>
+    </w:lvl>
+    <w:lvl w:ilvl="7" w:tentative="1">
+      <w:start w:val="1"/>
+      <w:numFmt w:val="bullet"/>
+      <w:lvlText w:val=""/>
+      <w:lvlJc w:val="left"/>
+      <w:pPr>
+        <w:tabs>
+          <w:tab w:val="num" w:pos="5760"/>
+        </w:tabs>
+        <w:ind w:left="5760" w:hanging="360"/>
+      </w:pPr>
+      <w:rPr>
+        <w:rFonts w:ascii="Wingdings" w:hAnsi="Wingdings" w:hint="default"/>
+        <w:sz w:val="20"/>
+      </w:rPr>
+    </w:lvl>
+    <w:lvl w:ilvl="8" w:tentative="1">
+      <w:start w:val="1"/>
+      <w:numFmt w:val="bullet"/>
+      <w:lvlText w:val=""/>
+      <w:lvlJc w:val="left"/>
+      <w:pPr>
+        <w:tabs>
+          <w:tab w:val="num" w:pos="6480"/>
+        </w:tabs>
+        <w:ind w:left="6480" w:hanging="360"/>
+      </w:pPr>
+      <w:rPr>
+        <w:rFonts w:ascii="Wingdings" w:hAnsi="Wingdings" w:hint="default"/>
+        <w:sz w:val="20"/>
+      </w:rPr>
+    </w:lvl>
+  </w:abstractNum>
+  <w:abstractNum w:abstractNumId="4" w15:restartNumberingAfterBreak="0">
     <w:nsid w:val="437648EA"/>
     <w:multiLevelType w:val="multilevel"/>
     <w:tmpl w:val="DFEE3B1C"/>
@@ -1078,7 +1320,7 @@
       </w:pPr>
     </w:lvl>
   </w:abstractNum>
-  <w:abstractNum w:abstractNumId="2" w15:restartNumberingAfterBreak="0">
+  <w:abstractNum w:abstractNumId="5" w15:restartNumberingAfterBreak="0">
     <w:nsid w:val="47415986"/>
     <w:multiLevelType w:val="multilevel"/>
     <w:tmpl w:val="7F6CD020"/>
@@ -1191,7 +1433,7 @@
       </w:pPr>
     </w:lvl>
   </w:abstractNum>
-  <w:abstractNum w:abstractNumId="3" w15:restartNumberingAfterBreak="0">
+  <w:abstractNum w:abstractNumId="6" w15:restartNumberingAfterBreak="0">
     <w:nsid w:val="696764EB"/>
     <w:multiLevelType w:val="multilevel"/>
     <w:tmpl w:val="C7D0FD6A"/>
@@ -1304,7 +1546,156 @@
       </w:pPr>
     </w:lvl>
   </w:abstractNum>
-  <w:abstractNum w:abstractNumId="4" w15:restartNumberingAfterBreak="0">
+  <w:abstractNum w:abstractNumId="7" w15:restartNumberingAfterBreak="0">
+    <w:nsid w:val="6E3E0A0A"/>
+    <w:multiLevelType w:val="multilevel"/>
+    <w:tmpl w:val="CBD43A2A"/>
+    <w:lvl w:ilvl="0">
+      <w:start w:val="1"/>
+      <w:numFmt w:val="bullet"/>
+      <w:lvlText w:val=""/>
+      <w:lvlJc w:val="left"/>
+      <w:pPr>
+        <w:tabs>
+          <w:tab w:val="num" w:pos="720"/>
+        </w:tabs>
+        <w:ind w:left="720" w:hanging="360"/>
+      </w:pPr>
+      <w:rPr>
+        <w:rFonts w:ascii="Symbol" w:hAnsi="Symbol" w:hint="default"/>
+        <w:sz w:val="20"/>
+      </w:rPr>
+    </w:lvl>
+    <w:lvl w:ilvl="1">
+      <w:start w:val="1"/>
+      <w:numFmt w:val="bullet"/>
+      <w:lvlText w:val="o"/>
+      <w:lvlJc w:val="left"/>
+      <w:pPr>
+        <w:tabs>
+          <w:tab w:val="num" w:pos="1440"/>
+        </w:tabs>
+        <w:ind w:left="1440" w:hanging="360"/>
+      </w:pPr>
+      <w:rPr>
+        <w:rFonts w:ascii="Courier New" w:hAnsi="Courier New" w:hint="default"/>
+        <w:sz w:val="20"/>
+      </w:rPr>
+    </w:lvl>
+    <w:lvl w:ilvl="2" w:tentative="1">
+      <w:start w:val="1"/>
+      <w:numFmt w:val="bullet"/>
+      <w:lvlText w:val=""/>
+      <w:lvlJc w:val="left"/>
+      <w:pPr>
+        <w:tabs>
+          <w:tab w:val="num" w:pos="2160"/>
+        </w:tabs>
+        <w:ind w:left="2160" w:hanging="360"/>
+      </w:pPr>
+      <w:rPr>
+        <w:rFonts w:ascii="Wingdings" w:hAnsi="Wingdings" w:hint="default"/>
+        <w:sz w:val="20"/>
+      </w:rPr>
+    </w:lvl>
+    <w:lvl w:ilvl="3" w:tentative="1">
+      <w:start w:val="1"/>
+      <w:numFmt w:val="bullet"/>
+      <w:lvlText w:val=""/>
+      <w:lvlJc w:val="left"/>
+      <w:pPr>
+        <w:tabs>
+          <w:tab w:val="num" w:pos="2880"/>
+        </w:tabs>
+        <w:ind w:left="2880" w:hanging="360"/>
+      </w:pPr>
+      <w:rPr>
+        <w:rFonts w:ascii="Wingdings" w:hAnsi="Wingdings" w:hint="default"/>
+        <w:sz w:val="20"/>
+      </w:rPr>
+    </w:lvl>
+    <w:lvl w:ilvl="4" w:tentative="1">
+      <w:start w:val="1"/>
+      <w:numFmt w:val="bullet"/>
+      <w:lvlText w:val=""/>
+      <w:lvlJc w:val="left"/>
+      <w:pPr>
+        <w:tabs>
+          <w:tab w:val="num" w:pos="3600"/>
+        </w:tabs>
+        <w:ind w:left="3600" w:hanging="360"/>
+      </w:pPr>
+      <w:rPr>
+        <w:rFonts w:ascii="Wingdings" w:hAnsi="Wingdings" w:hint="default"/>
+        <w:sz w:val="20"/>
+      </w:rPr>
+    </w:lvl>
+    <w:lvl w:ilvl="5" w:tentative="1">
+      <w:start w:val="1"/>
+      <w:numFmt w:val="bullet"/>
+      <w:lvlText w:val=""/>
+      <w:lvlJc w:val="left"/>
+      <w:pPr>
+        <w:tabs>
+          <w:tab w:val="num" w:pos="4320"/>
+        </w:tabs>
+        <w:ind w:left="4320" w:hanging="360"/>
+      </w:pPr>
+      <w:rPr>
+        <w:rFonts w:ascii="Wingdings" w:hAnsi="Wingdings" w:hint="default"/>
+        <w:sz w:val="20"/>
+      </w:rPr>
+    </w:lvl>
+    <w:lvl w:ilvl="6" w:tentative="1">
+      <w:start w:val="1"/>
+      <w:numFmt w:val="bullet"/>
+      <w:lvlText w:val=""/>
+      <w:lvlJc w:val="left"/>
+      <w:pPr>
+        <w:tabs>
+          <w:tab w:val="num" w:pos="5040"/>
+        </w:tabs>
+        <w:ind w:left="5040" w:hanging="360"/>
+      </w:pPr>
+      <w:rPr>
+        <w:rFonts w:ascii="Wingdings" w:hAnsi="Wingdings" w:hint="default"/>
+        <w:sz w:val="20"/>
+      </w:rPr>
+    </w:lvl>
+    <w:lvl w:ilvl="7" w:tentative="1">
+      <w:start w:val="1"/>
+      <w:numFmt w:val="bullet"/>
+      <w:lvlText w:val=""/>
+      <w:lvlJc w:val="left"/>
+      <w:pPr>
+        <w:tabs>
+          <w:tab w:val="num" w:pos="5760"/>
+        </w:tabs>
+        <w:ind w:left="5760" w:hanging="360"/>
+      </w:pPr>
+      <w:rPr>
+        <w:rFonts w:ascii="Wingdings" w:hAnsi="Wingdings" w:hint="default"/>
+        <w:sz w:val="20"/>
+      </w:rPr>
+    </w:lvl>
+    <w:lvl w:ilvl="8" w:tentative="1">
+      <w:start w:val="1"/>
+      <w:numFmt w:val="bullet"/>
+      <w:lvlText w:val=""/>
+      <w:lvlJc w:val="left"/>
+      <w:pPr>
+        <w:tabs>
+          <w:tab w:val="num" w:pos="6480"/>
+        </w:tabs>
+        <w:ind w:left="6480" w:hanging="360"/>
+      </w:pPr>
+      <w:rPr>
+        <w:rFonts w:ascii="Wingdings" w:hAnsi="Wingdings" w:hint="default"/>
+        <w:sz w:val="20"/>
+      </w:rPr>
+    </w:lvl>
+  </w:abstractNum>
+  <w:abstractNum w:abstractNumId="8" w15:restartNumberingAfterBreak="0">
     <w:nsid w:val="704970A7"/>
     <w:multiLevelType w:val="multilevel"/>
     <w:tmpl w:val="0D72122E"/>
@@ -1417,20 +1808,184 @@
       </w:pPr>
     </w:lvl>
   </w:abstractNum>
+  <w:abstractNum w:abstractNumId="9" w15:restartNumberingAfterBreak="0">
+    <w:nsid w:val="77542F2D"/>
+    <w:multiLevelType w:val="multilevel"/>
+    <w:tmpl w:val="F6A4AF6E"/>
+    <w:lvl w:ilvl="0">
+      <w:start w:val="1"/>
+      <w:numFmt w:val="bullet"/>
+      <w:lvlText w:val=""/>
+      <w:lvlJc w:val="left"/>
+      <w:pPr>
+        <w:tabs>
+          <w:tab w:val="num" w:pos="720"/>
+        </w:tabs>
+        <w:ind w:left="720" w:hanging="360"/>
+      </w:pPr>
+      <w:rPr>
+        <w:rFonts w:ascii="Symbol" w:hAnsi="Symbol" w:hint="default"/>
+        <w:sz w:val="20"/>
+      </w:rPr>
+    </w:lvl>
+    <w:lvl w:ilvl="1">
+      <w:start w:val="1"/>
+      <w:numFmt w:val="bullet"/>
+      <w:lvlText w:val="o"/>
+      <w:lvlJc w:val="left"/>
+      <w:pPr>
+        <w:tabs>
+          <w:tab w:val="num" w:pos="1440"/>
+        </w:tabs>
+        <w:ind w:left="1440" w:hanging="360"/>
+      </w:pPr>
+      <w:rPr>
+        <w:rFonts w:ascii="Courier New" w:hAnsi="Courier New" w:hint="default"/>
+        <w:sz w:val="20"/>
+      </w:rPr>
+    </w:lvl>
+    <w:lvl w:ilvl="2" w:tentative="1">
+      <w:start w:val="1"/>
+      <w:numFmt w:val="bullet"/>
+      <w:lvlText w:val=""/>
+      <w:lvlJc w:val="left"/>
+      <w:pPr>
+        <w:tabs>
+          <w:tab w:val="num" w:pos="2160"/>
+        </w:tabs>
+        <w:ind w:left="2160" w:hanging="360"/>
+      </w:pPr>
+      <w:rPr>
+        <w:rFonts w:ascii="Wingdings" w:hAnsi="Wingdings" w:hint="default"/>
+        <w:sz w:val="20"/>
+      </w:rPr>
+    </w:lvl>
+    <w:lvl w:ilvl="3" w:tentative="1">
+      <w:start w:val="1"/>
+      <w:numFmt w:val="bullet"/>
+      <w:lvlText w:val=""/>
+      <w:lvlJc w:val="left"/>
+      <w:pPr>
+        <w:tabs>
+          <w:tab w:val="num" w:pos="2880"/>
+        </w:tabs>
+        <w:ind w:left="2880" w:hanging="360"/>
+      </w:pPr>
+      <w:rPr>
+        <w:rFonts w:ascii="Wingdings" w:hAnsi="Wingdings" w:hint="default"/>
+        <w:sz w:val="20"/>
+      </w:rPr>
+    </w:lvl>
+    <w:lvl w:ilvl="4" w:tentative="1">
+      <w:start w:val="1"/>
+      <w:numFmt w:val="bullet"/>
+      <w:lvlText w:val=""/>
+      <w:lvlJc w:val="left"/>
+      <w:pPr>
+        <w:tabs>
+          <w:tab w:val="num" w:pos="3600"/>
+        </w:tabs>
+        <w:ind w:left="3600" w:hanging="360"/>
+      </w:pPr>
+      <w:rPr>
+        <w:rFonts w:ascii="Wingdings" w:hAnsi="Wingdings" w:hint="default"/>
+        <w:sz w:val="20"/>
+      </w:rPr>
+    </w:lvl>
+    <w:lvl w:ilvl="5" w:tentative="1">
+      <w:start w:val="1"/>
+      <w:numFmt w:val="bullet"/>
+      <w:lvlText w:val=""/>
+      <w:lvlJc w:val="left"/>
+      <w:pPr>
+        <w:tabs>
+          <w:tab w:val="num" w:pos="4320"/>
+        </w:tabs>
+        <w:ind w:left="4320" w:hanging="360"/>
+      </w:pPr>
+      <w:rPr>
+        <w:rFonts w:ascii="Wingdings" w:hAnsi="Wingdings" w:hint="default"/>
+        <w:sz w:val="20"/>
+      </w:rPr>
+    </w:lvl>
+    <w:lvl w:ilvl="6" w:tentative="1">
+      <w:start w:val="1"/>
+      <w:numFmt w:val="bullet"/>
+      <w:lvlText w:val=""/>
+      <w:lvlJc w:val="left"/>
+      <w:pPr>
+        <w:tabs>
+          <w:tab w:val="num" w:pos="5040"/>
+        </w:tabs>
+        <w:ind w:left="5040" w:hanging="360"/>
+      </w:pPr>
+      <w:rPr>
+        <w:rFonts w:ascii="Wingdings" w:hAnsi="Wingdings" w:hint="default"/>
+        <w:sz w:val="20"/>
+      </w:rPr>
+    </w:lvl>
+    <w:lvl w:ilvl="7" w:tentative="1">
+      <w:start w:val="1"/>
+      <w:numFmt w:val="bullet"/>
+      <w:lvlText w:val=""/>
+      <w:lvlJc w:val="left"/>
+      <w:pPr>
+        <w:tabs>
+          <w:tab w:val="num" w:pos="5760"/>
+        </w:tabs>
+        <w:ind w:left="5760" w:hanging="360"/>
+      </w:pPr>
+      <w:rPr>
+        <w:rFonts w:ascii="Wingdings" w:hAnsi="Wingdings" w:hint="default"/>
+        <w:sz w:val="20"/>
+      </w:rPr>
+    </w:lvl>
+    <w:lvl w:ilvl="8" w:tentative="1">
+      <w:start w:val="1"/>
+      <w:numFmt w:val="bullet"/>
+      <w:lvlText w:val=""/>
+      <w:lvlJc w:val="left"/>
+      <w:pPr>
+        <w:tabs>
+          <w:tab w:val="num" w:pos="6480"/>
+        </w:tabs>
+        <w:ind w:left="6480" w:hanging="360"/>
+      </w:pPr>
+      <w:rPr>
+        <w:rFonts w:ascii="Wingdings" w:hAnsi="Wingdings" w:hint="default"/>
+        <w:sz w:val="20"/>
+      </w:rPr>
+    </w:lvl>
+  </w:abstractNum>
   <w:num w:numId="1" w16cid:durableId="1749813976">
+    <w:abstractNumId w:val="5"/>
+  </w:num>
+  <w:num w:numId="2" w16cid:durableId="1408721965">
     <w:abstractNumId w:val="2"/>
   </w:num>
-  <w:num w:numId="2" w16cid:durableId="1408721965">
+  <w:num w:numId="3" w16cid:durableId="1559702586">
+    <w:abstractNumId w:val="8"/>
+  </w:num>
+  <w:num w:numId="4" w16cid:durableId="821123796">
+    <w:abstractNumId w:val="6"/>
+  </w:num>
+  <w:num w:numId="5" w16cid:durableId="306976477">
+    <w:abstractNumId w:val="4"/>
+  </w:num>
+  <w:num w:numId="6" w16cid:durableId="1462531835">
+    <w:abstractNumId w:val="7"/>
+  </w:num>
+  <w:num w:numId="7" w16cid:durableId="79377281">
+    <w:abstractNumId w:val="1"/>
+  </w:num>
+  <w:num w:numId="8" w16cid:durableId="1311247066">
     <w:abstractNumId w:val="0"/>
   </w:num>
-  <w:num w:numId="3" w16cid:durableId="1559702586">
-    <w:abstractNumId w:val="4"/>
-  </w:num>
-  <w:num w:numId="4" w16cid:durableId="821123796">
+  <w:num w:numId="9" w16cid:durableId="1695496604">
     <w:abstractNumId w:val="3"/>
   </w:num>
-  <w:num w:numId="5" w16cid:durableId="306976477">
-    <w:abstractNumId w:val="1"/>
+  <w:num w:numId="10" w16cid:durableId="1388186402">
+    <w:abstractNumId w:val="9"/>
   </w:num>
 </w:numbering>
 </file>
